--- a/(e)CRF/Per visite/V2 - Aanmeting voetorthese/SOP en werkinstructies/25b_Werkinstructie Orthotimer (SOP).docx
+++ b/(e)CRF/Per visite/V2 - Aanmeting voetorthese/SOP en werkinstructies/25b_Werkinstructie Orthotimer (SOP).docx
@@ -748,7 +748,7 @@
         <w:rPr>
           <w:color w:val="24303B"/>
         </w:rPr>
-        <w:t xml:space="preserve">Hours/day: ‘8’ (Desired standard wearing time) </w:t>
+        <w:t>Hours/day: individualised per participant — 80% of the participant’s average active/awake time, derived from the baseline MoveMonitor activity profile (see eCRF-document 28)</w:t>
       </w:r>
     </w:p>
     <w:p>
@@ -801,7 +801,7 @@
         <w:rPr>
           <w:color w:val="24303B"/>
         </w:rPr>
-        <w:t>Remark: can be individualised (not applicable in this clinical trial)</w:t>
+        <w:t>Remark: must be individualised per participant in this clinical trial (not a fixed value for all participants)</w:t>
       </w:r>
     </w:p>
     <w:p/>
